--- a/Compte_Rendu_SAE.docx
+++ b/Compte_Rendu_SAE.docx
@@ -48,7 +48,27 @@
         <w:rPr>
           <w:lang w:val="fr-FR"/>
         </w:rPr>
-        <w:t>L'objectif de cette SAÉ est de faire évoluer un serveur Web de base, initialement développé lors des séances de TP, afin de le rendre entièrement configurable dynamiquement à l'aide d'un fichier de configuration externe sans nécessiter de recompilation du code source. L'architecture logicielle finale intègre la gestion de l'hébergement multi-sites (par ports), le support du cache via les mécanismes HTTP, la compression des ressources à la volée, le rendu de pages dynamiques d'état machine, ainsi que l'interprétation de scripts de code en cours de flux.</w:t>
+        <w:t>L'objectif de cette SAÉ est de faire évoluer un serveur Web de base développé en TP pour le rendre entièrement configurable dynamiquement via un fichier de config externe</w:t>
+      </w:r>
+      <w:r>
+        <w:rPr>
+          <w:lang w:val="fr-FR"/>
+        </w:rPr>
+        <w:t xml:space="preserve">. L'architecture logicielle finale intègre la gestion de l'hébergement </w:t>
+      </w:r>
+      <w:proofErr w:type="spellStart"/>
+      <w:r>
+        <w:rPr>
+          <w:lang w:val="fr-FR"/>
+        </w:rPr>
+        <w:t>multi-sites</w:t>
+      </w:r>
+      <w:proofErr w:type="spellEnd"/>
+      <w:r>
+        <w:rPr>
+          <w:lang w:val="fr-FR"/>
+        </w:rPr>
+        <w:t xml:space="preserve"> (par ports), le support du cache via les mécanismes HTTP, la compression des ressources, le rendu de pages dynamiques d'état machine, ainsi que l'interprétation de scripts de code en cours de flux.</w:t>
       </w:r>
     </w:p>
     <w:p>
@@ -90,13 +110,23 @@
           <w:lang w:val="fr-FR"/>
         </w:rPr>
       </w:pPr>
+      <w:proofErr w:type="spellStart"/>
       <w:r>
         <w:rPr>
           <w:b/>
           <w:color w:val="auto"/>
           <w:lang w:val="fr-FR"/>
         </w:rPr>
-        <w:t xml:space="preserve">HttpServer </w:t>
+        <w:t>HttpServer</w:t>
+      </w:r>
+      <w:proofErr w:type="spellEnd"/>
+      <w:r>
+        <w:rPr>
+          <w:b/>
+          <w:color w:val="auto"/>
+          <w:lang w:val="fr-FR"/>
+        </w:rPr>
+        <w:t xml:space="preserve"> </w:t>
       </w:r>
       <w:r>
         <w:rPr>
@@ -110,7 +140,21 @@
         <w:rPr>
           <w:lang w:val="fr-FR"/>
         </w:rPr>
-        <w:t>Point d'entrée principal du programme. Il appelle la classe utilitaire de configuration pour charger le fichier serverWeb.conf, puis initialise et lance un thread d'écoute indépendant (Ecouteur) pour chaque site web déclaré.</w:t>
+        <w:t xml:space="preserve">Point d'entrée principal du programme. Il appelle la classe utilitaire de configuration pour charger le fichier </w:t>
+      </w:r>
+      <w:proofErr w:type="spellStart"/>
+      <w:r>
+        <w:rPr>
+          <w:lang w:val="fr-FR"/>
+        </w:rPr>
+        <w:t>serverWeb.conf</w:t>
+      </w:r>
+      <w:proofErr w:type="spellEnd"/>
+      <w:r>
+        <w:rPr>
+          <w:lang w:val="fr-FR"/>
+        </w:rPr>
+        <w:t>, puis initialise et lance un thread d'écoute indépendant (Ecouteur) pour chaque site web déclaré.</w:t>
       </w:r>
     </w:p>
     <w:p>
@@ -121,19 +165,57 @@
           <w:lang w:val="fr-FR"/>
         </w:rPr>
       </w:pPr>
+      <w:proofErr w:type="spellStart"/>
       <w:r>
         <w:rPr>
           <w:b/>
           <w:color w:val="auto"/>
           <w:lang w:val="fr-FR"/>
         </w:rPr>
-        <w:t xml:space="preserve">LecteurConfig : </w:t>
+        <w:t>LecteurConfig</w:t>
+      </w:r>
+      <w:proofErr w:type="spellEnd"/>
+      <w:r>
+        <w:rPr>
+          <w:b/>
+          <w:color w:val="auto"/>
+          <w:lang w:val="fr-FR"/>
+        </w:rPr>
+        <w:t xml:space="preserve"> : </w:t>
       </w:r>
       <w:r>
         <w:rPr>
           <w:lang w:val="fr-FR"/>
         </w:rPr>
-        <w:t>Classe chargée de lire et d'analyser le fichier XML de configuration à l'aide d'un parseur DOM (DocumentBuilder). Elle extrait les balises &lt;site&gt;, traite les mots-clés (port, DocumentRoot, etc.) et instancie les objets de paramètres correspondants.</w:t>
+        <w:t>Classe chargée de lire et d'analyser le fichier XML de configuration à l'aide d'un parseur DOM (</w:t>
+      </w:r>
+      <w:proofErr w:type="spellStart"/>
+      <w:r>
+        <w:rPr>
+          <w:lang w:val="fr-FR"/>
+        </w:rPr>
+        <w:t>DocumentBuilder</w:t>
+      </w:r>
+      <w:proofErr w:type="spellEnd"/>
+      <w:r>
+        <w:rPr>
+          <w:lang w:val="fr-FR"/>
+        </w:rPr>
+        <w:t xml:space="preserve">). Elle extrait les balises &lt;site&gt;, traite les mots-clés (port, </w:t>
+      </w:r>
+      <w:proofErr w:type="spellStart"/>
+      <w:r>
+        <w:rPr>
+          <w:lang w:val="fr-FR"/>
+        </w:rPr>
+        <w:t>DocumentRoot</w:t>
+      </w:r>
+      <w:proofErr w:type="spellEnd"/>
+      <w:r>
+        <w:rPr>
+          <w:lang w:val="fr-FR"/>
+        </w:rPr>
+        <w:t>, etc.) et instancie les objets de paramètres correspondants.</w:t>
       </w:r>
     </w:p>
     <w:p>
@@ -144,13 +226,23 @@
           <w:lang w:val="fr-FR"/>
         </w:rPr>
       </w:pPr>
+      <w:proofErr w:type="spellStart"/>
       <w:r>
         <w:rPr>
           <w:b/>
           <w:color w:val="auto"/>
           <w:lang w:val="fr-FR"/>
         </w:rPr>
-        <w:t xml:space="preserve">ParamSite : </w:t>
+        <w:t>ParamSite</w:t>
+      </w:r>
+      <w:proofErr w:type="spellEnd"/>
+      <w:r>
+        <w:rPr>
+          <w:b/>
+          <w:color w:val="auto"/>
+          <w:lang w:val="fr-FR"/>
+        </w:rPr>
+        <w:t xml:space="preserve"> : </w:t>
       </w:r>
       <w:r>
         <w:rPr>
@@ -179,7 +271,43 @@
         <w:rPr>
           <w:lang w:val="fr-FR"/>
         </w:rPr>
-        <w:t>Gère l'ouverture et le cycle de vie du ServerSocket sur le port dédié. Il s'exécute dans une boucle infinie en attente de connexions clientes (méthode accept()) et délègue chaque traitement à un thread Handler dédié afin de ne pas bloquer les requêtes entrantes.</w:t>
+        <w:t xml:space="preserve">Gère l'ouverture et le cycle de vie du </w:t>
+      </w:r>
+      <w:proofErr w:type="spellStart"/>
+      <w:r>
+        <w:rPr>
+          <w:lang w:val="fr-FR"/>
+        </w:rPr>
+        <w:t>ServerSocket</w:t>
+      </w:r>
+      <w:proofErr w:type="spellEnd"/>
+      <w:r>
+        <w:rPr>
+          <w:lang w:val="fr-FR"/>
+        </w:rPr>
+        <w:t xml:space="preserve"> sur le port dédié. Il s'exécute dans une boucle infinie en attente de connexions clientes (méthode </w:t>
+      </w:r>
+      <w:proofErr w:type="spellStart"/>
+      <w:proofErr w:type="gramStart"/>
+      <w:r>
+        <w:rPr>
+          <w:lang w:val="fr-FR"/>
+        </w:rPr>
+        <w:t>accept</w:t>
+      </w:r>
+      <w:proofErr w:type="spellEnd"/>
+      <w:r>
+        <w:rPr>
+          <w:lang w:val="fr-FR"/>
+        </w:rPr>
+        <w:t>(</w:t>
+      </w:r>
+      <w:proofErr w:type="gramEnd"/>
+      <w:r>
+        <w:rPr>
+          <w:lang w:val="fr-FR"/>
+        </w:rPr>
+        <w:t>)) et délègue chaque traitement à un thread Handler dédié afin de ne pas bloquer les requêtes entrantes.</w:t>
       </w:r>
     </w:p>
     <w:p>
@@ -202,7 +330,21 @@
         <w:rPr>
           <w:lang w:val="fr-FR"/>
         </w:rPr>
-        <w:t>Prend en charge l'intégralité du traitement de la transaction HTTP. Il décode la requête du client (analyse de la ligne de commande GET), gère la logique d'optimisation (cache, encodage GZIP), exécute le code dynamique si nécessaire et formalise la réponse réseau sous forme de flux brut binaire.</w:t>
+        <w:t xml:space="preserve">Prend en charge l'intégralité du traitement de la transaction HTTP. Il </w:t>
+      </w:r>
+      <w:proofErr w:type="gramStart"/>
+      <w:r>
+        <w:rPr>
+          <w:lang w:val="fr-FR"/>
+        </w:rPr>
+        <w:t>décode</w:t>
+      </w:r>
+      <w:proofErr w:type="gramEnd"/>
+      <w:r>
+        <w:rPr>
+          <w:lang w:val="fr-FR"/>
+        </w:rPr>
+        <w:t xml:space="preserve"> la requête du client (analyse de la ligne de commande GET), gère la logique d'optimisation (cache, encodage GZIP), exécute le code dynamique si nécessaire et formalise la réponse réseau sous forme de flux brut binaire.</w:t>
       </w:r>
     </w:p>
     <w:p>
@@ -257,14 +399,31 @@
                 <w:lang w:val="fr-FR"/>
               </w:rPr>
             </w:pPr>
+            <w:proofErr w:type="spellStart"/>
             <w:r>
               <w:rPr>
                 <w:b/>
                 <w:color w:val="auto"/>
               </w:rPr>
-              <w:lastRenderedPageBreak/>
-              <w:t>Fonctionnalité requise</w:t>
+              <w:t>Fonctionnalité</w:t>
             </w:r>
+            <w:proofErr w:type="spellEnd"/>
+            <w:r>
+              <w:rPr>
+                <w:b/>
+                <w:color w:val="auto"/>
+              </w:rPr>
+              <w:t xml:space="preserve"> </w:t>
+            </w:r>
+            <w:proofErr w:type="spellStart"/>
+            <w:r>
+              <w:rPr>
+                <w:b/>
+                <w:color w:val="auto"/>
+              </w:rPr>
+              <w:t>requise</w:t>
+            </w:r>
+            <w:proofErr w:type="spellEnd"/>
           </w:p>
         </w:tc>
         <w:tc>
@@ -304,6 +463,7 @@
               </w:rPr>
             </w:pPr>
             <w:r>
+              <w:lastRenderedPageBreak/>
               <w:t>Multi-sites &amp; Config XML</w:t>
             </w:r>
           </w:p>
@@ -322,7 +482,35 @@
               <w:rPr>
                 <w:lang w:val="fr-FR"/>
               </w:rPr>
-              <w:t>Lecture complète par LecteurConfig du fichier serverWeb.conf. Instanciation dynamique d'un thread d'écoute réseau par bloc de déclaration &lt;site&gt;.</w:t>
+              <w:t xml:space="preserve">Lecture complète par </w:t>
+            </w:r>
+            <w:proofErr w:type="spellStart"/>
+            <w:r>
+              <w:rPr>
+                <w:lang w:val="fr-FR"/>
+              </w:rPr>
+              <w:t>LecteurConfig</w:t>
+            </w:r>
+            <w:proofErr w:type="spellEnd"/>
+            <w:r>
+              <w:rPr>
+                <w:lang w:val="fr-FR"/>
+              </w:rPr>
+              <w:t xml:space="preserve"> du fichier </w:t>
+            </w:r>
+            <w:proofErr w:type="spellStart"/>
+            <w:r>
+              <w:rPr>
+                <w:lang w:val="fr-FR"/>
+              </w:rPr>
+              <w:t>serverWeb.conf</w:t>
+            </w:r>
+            <w:proofErr w:type="spellEnd"/>
+            <w:r>
+              <w:rPr>
+                <w:lang w:val="fr-FR"/>
+              </w:rPr>
+              <w:t>. Instanciation dynamique d'un thread d'écoute réseau par bloc de déclaration &lt;site&gt;.</w:t>
             </w:r>
           </w:p>
         </w:tc>
@@ -360,7 +548,49 @@
               <w:rPr>
                 <w:lang w:val="fr-FR"/>
               </w:rPr>
-              <w:t>Calcul d'empreinte via MessageDigest envoyé sous forme de header ETag. Interception de l'en-tête client If-None-Match pour renvoyer un code statut 304 Not Modified.</w:t>
+              <w:t xml:space="preserve">Calcul d'empreinte via </w:t>
+            </w:r>
+            <w:proofErr w:type="spellStart"/>
+            <w:r>
+              <w:rPr>
+                <w:lang w:val="fr-FR"/>
+              </w:rPr>
+              <w:t>MessageDigest</w:t>
+            </w:r>
+            <w:proofErr w:type="spellEnd"/>
+            <w:r>
+              <w:rPr>
+                <w:lang w:val="fr-FR"/>
+              </w:rPr>
+              <w:t xml:space="preserve"> envoyé sous forme de header </w:t>
+            </w:r>
+            <w:proofErr w:type="spellStart"/>
+            <w:r>
+              <w:rPr>
+                <w:lang w:val="fr-FR"/>
+              </w:rPr>
+              <w:t>ETag</w:t>
+            </w:r>
+            <w:proofErr w:type="spellEnd"/>
+            <w:r>
+              <w:rPr>
+                <w:lang w:val="fr-FR"/>
+              </w:rPr>
+              <w:t xml:space="preserve">. Interception de l'en-tête client If-None-Match pour renvoyer un code statut 304 Not </w:t>
+            </w:r>
+            <w:proofErr w:type="spellStart"/>
+            <w:r>
+              <w:rPr>
+                <w:lang w:val="fr-FR"/>
+              </w:rPr>
+              <w:t>Modified</w:t>
+            </w:r>
+            <w:proofErr w:type="spellEnd"/>
+            <w:r>
+              <w:rPr>
+                <w:lang w:val="fr-FR"/>
+              </w:rPr>
+              <w:t>.</w:t>
             </w:r>
           </w:p>
         </w:tc>
@@ -377,7 +607,15 @@
               </w:rPr>
             </w:pPr>
             <w:r>
-              <w:t>État du serveur (/status)</w:t>
+              <w:t xml:space="preserve">État du </w:t>
+            </w:r>
+            <w:proofErr w:type="spellStart"/>
+            <w:r>
+              <w:t>serveur</w:t>
+            </w:r>
+            <w:proofErr w:type="spellEnd"/>
+            <w:r>
+              <w:t xml:space="preserve"> (/status)</w:t>
             </w:r>
           </w:p>
         </w:tc>
@@ -411,8 +649,13 @@
                 <w:lang w:val="fr-FR"/>
               </w:rPr>
             </w:pPr>
+            <w:proofErr w:type="spellStart"/>
             <w:r>
-              <w:t>Encodage GZIP</w:t>
+              <w:t>Encodage</w:t>
+            </w:r>
+            <w:proofErr w:type="spellEnd"/>
+            <w:r>
+              <w:t xml:space="preserve"> GZIP</w:t>
             </w:r>
           </w:p>
         </w:tc>
@@ -430,7 +673,35 @@
               <w:rPr>
                 <w:lang w:val="fr-FR"/>
               </w:rPr>
-              <w:t xml:space="preserve">Compression binaire automatique de ressources lourdes (.png, .jpg, .pdf) à l'aide de la classe GZIPOutputStream et </w:t>
+              <w:t>Compression binaire automatique de ressources lourdes (.png, .jpg, .</w:t>
+            </w:r>
+            <w:proofErr w:type="spellStart"/>
+            <w:r>
+              <w:rPr>
+                <w:lang w:val="fr-FR"/>
+              </w:rPr>
+              <w:t>pdf</w:t>
+            </w:r>
+            <w:proofErr w:type="spellEnd"/>
+            <w:r>
+              <w:rPr>
+                <w:lang w:val="fr-FR"/>
+              </w:rPr>
+              <w:t xml:space="preserve">) à l'aide de la classe </w:t>
+            </w:r>
+            <w:proofErr w:type="spellStart"/>
+            <w:r>
+              <w:rPr>
+                <w:lang w:val="fr-FR"/>
+              </w:rPr>
+              <w:t>GZIPOutputStream</w:t>
+            </w:r>
+            <w:proofErr w:type="spellEnd"/>
+            <w:r>
+              <w:rPr>
+                <w:lang w:val="fr-FR"/>
+              </w:rPr>
+              <w:t xml:space="preserve"> et </w:t>
             </w:r>
             <w:r>
               <w:rPr>
@@ -442,7 +713,21 @@
               <w:rPr>
                 <w:lang w:val="fr-FR"/>
               </w:rPr>
-              <w:t xml:space="preserve"> du header Content-Encoding.</w:t>
+              <w:t xml:space="preserve"> du header Content-</w:t>
+            </w:r>
+            <w:proofErr w:type="spellStart"/>
+            <w:r>
+              <w:rPr>
+                <w:lang w:val="fr-FR"/>
+              </w:rPr>
+              <w:t>Encoding</w:t>
+            </w:r>
+            <w:proofErr w:type="spellEnd"/>
+            <w:r>
+              <w:rPr>
+                <w:lang w:val="fr-FR"/>
+              </w:rPr>
+              <w:t>.</w:t>
             </w:r>
           </w:p>
         </w:tc>
@@ -458,8 +743,13 @@
                 <w:lang w:val="fr-FR"/>
               </w:rPr>
             </w:pPr>
+            <w:proofErr w:type="spellStart"/>
             <w:r>
-              <w:t>Interprétation de code</w:t>
+              <w:t>Interprétation</w:t>
+            </w:r>
+            <w:proofErr w:type="spellEnd"/>
+            <w:r>
+              <w:t xml:space="preserve"> de code</w:t>
             </w:r>
           </w:p>
         </w:tc>
@@ -477,8 +767,30 @@
               <w:rPr>
                 <w:lang w:val="fr-FR"/>
               </w:rPr>
-              <w:t>Analyse de la page HTML pour isoler la balise personnalisée &lt;code interpreteur=...&gt;..</w:t>
+              <w:t xml:space="preserve">Analyse de la page HTML pour isoler la balise personnalisée &lt;code </w:t>
             </w:r>
+            <w:proofErr w:type="spellStart"/>
+            <w:r>
+              <w:rPr>
+                <w:lang w:val="fr-FR"/>
+              </w:rPr>
+              <w:t>interpreteur</w:t>
+            </w:r>
+            <w:proofErr w:type="spellEnd"/>
+            <w:r>
+              <w:rPr>
+                <w:lang w:val="fr-FR"/>
+              </w:rPr>
+              <w:t>=...</w:t>
+            </w:r>
+            <w:proofErr w:type="gramStart"/>
+            <w:r>
+              <w:rPr>
+                <w:lang w:val="fr-FR"/>
+              </w:rPr>
+              <w:t>&gt;..</w:t>
+            </w:r>
+            <w:proofErr w:type="gramEnd"/>
           </w:p>
         </w:tc>
       </w:tr>
@@ -493,8 +805,13 @@
                 <w:lang w:val="fr-FR"/>
               </w:rPr>
             </w:pPr>
+            <w:proofErr w:type="spellStart"/>
             <w:r>
-              <w:t>Journalisation (Logs)</w:t>
+              <w:t>Journalisation</w:t>
+            </w:r>
+            <w:proofErr w:type="spellEnd"/>
+            <w:r>
+              <w:t xml:space="preserve"> (Logs)</w:t>
             </w:r>
           </w:p>
         </w:tc>
@@ -508,12 +825,14 @@
                 <w:lang w:val="fr-FR"/>
               </w:rPr>
             </w:pPr>
+            <w:proofErr w:type="gramStart"/>
             <w:r>
               <w:rPr>
                 <w:lang w:val="fr-FR"/>
               </w:rPr>
               <w:t>écriture</w:t>
             </w:r>
+            <w:proofErr w:type="gramEnd"/>
             <w:r>
               <w:rPr>
                 <w:lang w:val="fr-FR"/>
@@ -530,7 +849,35 @@
               <w:rPr>
                 <w:lang w:val="fr-FR"/>
               </w:rPr>
-              <w:t xml:space="preserve"> des fichiers de logs (Acceslog pour les réussites 200/304, Errorlog pour les </w:t>
+              <w:t xml:space="preserve"> des fichiers de logs (</w:t>
+            </w:r>
+            <w:proofErr w:type="spellStart"/>
+            <w:r>
+              <w:rPr>
+                <w:lang w:val="fr-FR"/>
+              </w:rPr>
+              <w:t>Acceslog</w:t>
+            </w:r>
+            <w:proofErr w:type="spellEnd"/>
+            <w:r>
+              <w:rPr>
+                <w:lang w:val="fr-FR"/>
+              </w:rPr>
+              <w:t xml:space="preserve"> pour les réussites 200/304, </w:t>
+            </w:r>
+            <w:proofErr w:type="spellStart"/>
+            <w:r>
+              <w:rPr>
+                <w:lang w:val="fr-FR"/>
+              </w:rPr>
+              <w:t>Errorlog</w:t>
+            </w:r>
+            <w:proofErr w:type="spellEnd"/>
+            <w:r>
+              <w:rPr>
+                <w:lang w:val="fr-FR"/>
+              </w:rPr>
+              <w:t xml:space="preserve"> pour les </w:t>
             </w:r>
             <w:r>
               <w:rPr>
@@ -559,8 +906,13 @@
               </w:rPr>
             </w:pPr>
             <w:r>
-              <w:t>Gestion des erreur</w:t>
+              <w:t xml:space="preserve">Gestion des </w:t>
             </w:r>
+            <w:proofErr w:type="spellStart"/>
+            <w:r>
+              <w:t>erreur</w:t>
+            </w:r>
+            <w:proofErr w:type="spellEnd"/>
           </w:p>
         </w:tc>
         <w:tc>
@@ -577,7 +929,35 @@
               <w:rPr>
                 <w:lang w:val="fr-FR"/>
               </w:rPr>
-              <w:t>Génération conforme des paquets de réponse HTTP associés aux codes d'anomalies standards (ex: 404 Not Found si la ressource demandée n'existe pas sur le disque).</w:t>
+              <w:t>Génération conforme des paquets de réponse HTTP associés aux codes d'anomalies standards (</w:t>
+            </w:r>
+            <w:proofErr w:type="gramStart"/>
+            <w:r>
+              <w:rPr>
+                <w:lang w:val="fr-FR"/>
+              </w:rPr>
+              <w:t>ex:</w:t>
+            </w:r>
+            <w:proofErr w:type="gramEnd"/>
+            <w:r>
+              <w:rPr>
+                <w:lang w:val="fr-FR"/>
+              </w:rPr>
+              <w:t xml:space="preserve"> 404 Not </w:t>
+            </w:r>
+            <w:proofErr w:type="spellStart"/>
+            <w:r>
+              <w:rPr>
+                <w:lang w:val="fr-FR"/>
+              </w:rPr>
+              <w:t>Found</w:t>
+            </w:r>
+            <w:proofErr w:type="spellEnd"/>
+            <w:r>
+              <w:rPr>
+                <w:lang w:val="fr-FR"/>
+              </w:rPr>
+              <w:t xml:space="preserve"> si la ressource demandée n'existe pas sur le disque).</w:t>
             </w:r>
           </w:p>
         </w:tc>
@@ -650,19 +1030,7 @@
         <w:rPr>
           <w:lang w:val="fr-FR"/>
         </w:rPr>
-        <w:t xml:space="preserve"> l'implémentation réussie d'une architecture orientée objet configurable. En utilisant </w:t>
-      </w:r>
-      <w:r>
-        <w:rPr>
-          <w:lang w:val="fr-FR"/>
-        </w:rPr>
-        <w:t>les réseaux fondamentaux</w:t>
-      </w:r>
-      <w:r>
-        <w:rPr>
-          <w:lang w:val="fr-FR"/>
-        </w:rPr>
-        <w:t xml:space="preserve"> de Java </w:t>
+        <w:t xml:space="preserve"> l'implémentation réussie d'une architecture orientée objet configurable. En utilisant les réseaux fondamentaux de Java </w:t>
       </w:r>
       <w:r>
         <w:rPr>
@@ -716,13 +1084,27 @@
         <w:rPr>
           <w:lang w:val="fr-FR"/>
         </w:rPr>
-        <w:t xml:space="preserve"> Cette SAE de </w:t>
+        <w:t xml:space="preserve"> Cette SAE </w:t>
+      </w:r>
+      <w:proofErr w:type="gramStart"/>
+      <w:r>
+        <w:rPr>
+          <w:lang w:val="fr-FR"/>
+        </w:rPr>
+        <w:t xml:space="preserve">de </w:t>
       </w:r>
       <w:r>
         <w:rPr>
           <w:lang w:val="fr-FR"/>
         </w:rPr>
-        <w:t xml:space="preserve"> réseau </w:t>
+        <w:t xml:space="preserve"> réseau</w:t>
+      </w:r>
+      <w:proofErr w:type="gramEnd"/>
+      <w:r>
+        <w:rPr>
+          <w:lang w:val="fr-FR"/>
+        </w:rPr>
+        <w:t xml:space="preserve"> </w:t>
       </w:r>
       <w:r>
         <w:rPr>
@@ -1599,7 +1981,6 @@
   <w:style w:type="character" w:default="1" w:styleId="Policepardfaut">
     <w:name w:val="Default Paragraph Font"/>
     <w:uiPriority w:val="1"/>
-    <w:semiHidden/>
     <w:unhideWhenUsed/>
   </w:style>
   <w:style w:type="table" w:default="1" w:styleId="TableauNormal">
